--- a/content/files/defend-overview.docx
+++ b/content/files/defend-overview.docx
@@ -1,6 +1,6 @@
 
 <file path=word/document.xml><?xml version="1.0" encoding="utf-8"?>
-<w:document xmlns:wpc="http://schemas.microsoft.com/office/word/2010/wordprocessingCanvas" xmlns:cx="http://schemas.microsoft.com/office/drawing/2014/chartex" xmlns:cx1="http://schemas.microsoft.com/office/drawing/2015/9/8/chartex" xmlns:cx2="http://schemas.microsoft.com/office/drawing/2015/10/21/chartex" xmlns:cx3="http://schemas.microsoft.com/office/drawing/2016/5/9/chartex" xmlns:cx4="http://schemas.microsoft.com/office/drawing/2016/5/10/chartex" xmlns:cx5="http://schemas.microsoft.com/office/drawing/2016/5/11/chartex" xmlns:cx6="http://schemas.microsoft.com/office/drawing/2016/5/12/chartex" xmlns:cx7="http://schemas.microsoft.com/office/drawing/2016/5/13/chartex" xmlns:cx8="http://schemas.microsoft.com/office/drawing/2016/5/14/chartex" xmlns:mc="http://schemas.openxmlformats.org/markup-compatibility/2006" xmlns:aink="http://schemas.microsoft.com/office/drawing/2016/ink" xmlns:am3d="http://schemas.microsoft.com/office/drawing/2017/model3d" xmlns:o="urn:schemas-microsoft-com:office:office" xmlns:oel="http://schemas.microsoft.com/office/2019/extlst" xmlns:r="http://schemas.openxmlformats.org/officeDocument/2006/relationships" xmlns:m="http://schemas.openxmlformats.org/officeDocument/2006/math" xmlns:v="urn:schemas-microsoft-com:vml" xmlns:wp14="http://schemas.microsoft.com/office/word/2010/wordprocessingDrawing" xmlns:wp="http://schemas.openxmlformats.org/drawingml/2006/wordprocessingDrawing" xmlns:w10="urn:schemas-microsoft-com:office:word" xmlns:w="http://schemas.openxmlformats.org/wordprocessingml/2006/main" xmlns:w14="http://schemas.microsoft.com/office/word/2010/wordml" xmlns:w15="http://schemas.microsoft.com/office/word/2012/wordml" xmlns:w16cex="http://schemas.microsoft.com/office/word/2018/wordml/cex" xmlns:w16cid="http://schemas.microsoft.com/office/word/2016/wordml/cid" xmlns:w16="http://schemas.microsoft.com/office/word/2018/wordml" xmlns:w16du="http://schemas.microsoft.com/office/word/2023/wordml/word16du" xmlns:w16sdtdh="http://schemas.microsoft.com/office/word/2020/wordml/sdtdatahash" xmlns:w16se="http://schemas.microsoft.com/office/word/2015/wordml/symex" xmlns:wpg="http://schemas.microsoft.com/office/word/2010/wordprocessingGroup" xmlns:wpi="http://schemas.microsoft.com/office/word/2010/wordprocessingInk" xmlns:wne="http://schemas.microsoft.com/office/word/2006/wordml" xmlns:wps="http://schemas.microsoft.com/office/word/2010/wordprocessingShape" mc:Ignorable="w14 w15 w16se w16cid w16 w16cex w16sdtdh wp14">
+<w:document xmlns:wpc="http://schemas.microsoft.com/office/word/2010/wordprocessingCanvas" xmlns:cx="http://schemas.microsoft.com/office/drawing/2014/chartex" xmlns:cx1="http://schemas.microsoft.com/office/drawing/2015/9/8/chartex" xmlns:cx2="http://schemas.microsoft.com/office/drawing/2015/10/21/chartex" xmlns:cx3="http://schemas.microsoft.com/office/drawing/2016/5/9/chartex" xmlns:cx4="http://schemas.microsoft.com/office/drawing/2016/5/10/chartex" xmlns:cx5="http://schemas.microsoft.com/office/drawing/2016/5/11/chartex" xmlns:cx6="http://schemas.microsoft.com/office/drawing/2016/5/12/chartex" xmlns:cx7="http://schemas.microsoft.com/office/drawing/2016/5/13/chartex" xmlns:cx8="http://schemas.microsoft.com/office/drawing/2016/5/14/chartex" xmlns:mc="http://schemas.openxmlformats.org/markup-compatibility/2006" xmlns:aink="http://schemas.microsoft.com/office/drawing/2016/ink" xmlns:am3d="http://schemas.microsoft.com/office/drawing/2017/model3d" xmlns:o="urn:schemas-microsoft-com:office:office" xmlns:oel="http://schemas.microsoft.com/office/2019/extlst" xmlns:r="http://schemas.openxmlformats.org/officeDocument/2006/relationships" xmlns:m="http://schemas.openxmlformats.org/officeDocument/2006/math" xmlns:v="urn:schemas-microsoft-com:vml" xmlns:wp14="http://schemas.microsoft.com/office/word/2010/wordprocessingDrawing" xmlns:wp="http://schemas.openxmlformats.org/drawingml/2006/wordprocessingDrawing" xmlns:w10="urn:schemas-microsoft-com:office:word" xmlns:w="http://schemas.openxmlformats.org/wordprocessingml/2006/main" xmlns:w14="http://schemas.microsoft.com/office/word/2010/wordml" xmlns:w15="http://schemas.microsoft.com/office/word/2012/wordml" xmlns:w16cex="http://schemas.microsoft.com/office/word/2018/wordml/cex" xmlns:w16cid="http://schemas.microsoft.com/office/word/2016/wordml/cid" xmlns:w16="http://schemas.microsoft.com/office/word/2018/wordml" xmlns:w16sdtdh="http://schemas.microsoft.com/office/word/2020/wordml/sdtdatahash" xmlns:w16se="http://schemas.microsoft.com/office/word/2015/wordml/symex" xmlns:wpg="http://schemas.microsoft.com/office/word/2010/wordprocessingGroup" xmlns:wpi="http://schemas.microsoft.com/office/word/2010/wordprocessingInk" xmlns:wne="http://schemas.microsoft.com/office/word/2006/wordml" xmlns:wps="http://schemas.microsoft.com/office/word/2010/wordprocessingShape" mc:Ignorable="w14 w15 w16se w16cid w16 w16cex w16sdtdh wp14">
   <w:body>
     <w:p>
       <w:pPr>
@@ -342,6 +342,7 @@
                 <w:szCs w:val="24"/>
               </w:rPr>
             </w:pPr>
+            <w:proofErr w:type="spellStart"/>
             <w:r>
               <w:rPr>
                 <w:rFonts w:ascii="Times New Roman" w:hAnsi="Times New Roman" w:cs="Times New Roman"/>
@@ -349,8 +350,49 @@
                 <w:sz w:val="24"/>
                 <w:szCs w:val="24"/>
               </w:rPr>
-              <w:t>Какой чек-лист открыть</w:t>
+              <w:t>Какой</w:t>
             </w:r>
+            <w:proofErr w:type="spellEnd"/>
+            <w:r>
+              <w:rPr>
+                <w:rFonts w:ascii="Times New Roman" w:hAnsi="Times New Roman" w:cs="Times New Roman"/>
+                <w:b/>
+                <w:sz w:val="24"/>
+                <w:szCs w:val="24"/>
+              </w:rPr>
+              <w:t xml:space="preserve"> </w:t>
+            </w:r>
+            <w:proofErr w:type="spellStart"/>
+            <w:r>
+              <w:rPr>
+                <w:rFonts w:ascii="Times New Roman" w:hAnsi="Times New Roman" w:cs="Times New Roman"/>
+                <w:b/>
+                <w:sz w:val="24"/>
+                <w:szCs w:val="24"/>
+              </w:rPr>
+              <w:t>чек-лист</w:t>
+            </w:r>
+            <w:proofErr w:type="spellEnd"/>
+            <w:r>
+              <w:rPr>
+                <w:rFonts w:ascii="Times New Roman" w:hAnsi="Times New Roman" w:cs="Times New Roman"/>
+                <w:b/>
+                <w:sz w:val="24"/>
+                <w:szCs w:val="24"/>
+              </w:rPr>
+              <w:t xml:space="preserve"> </w:t>
+            </w:r>
+            <w:proofErr w:type="spellStart"/>
+            <w:r>
+              <w:rPr>
+                <w:rFonts w:ascii="Times New Roman" w:hAnsi="Times New Roman" w:cs="Times New Roman"/>
+                <w:b/>
+                <w:sz w:val="24"/>
+                <w:szCs w:val="24"/>
+              </w:rPr>
+              <w:t>открыть</w:t>
+            </w:r>
+            <w:proofErr w:type="spellEnd"/>
           </w:p>
         </w:tc>
       </w:tr>
@@ -1093,7 +1135,7 @@
         </w:rPr>
         <w:t xml:space="preserve"> </w:t>
       </w:r>
-      <w:hyperlink r:id="rId8">
+      <w:hyperlink r:id="rId8" w:history="1">
         <w:r>
           <w:rPr>
             <w:rFonts w:ascii="Times New Roman" w:hAnsi="Times New Roman" w:cs="Times New Roman"/>
@@ -1139,7 +1181,25 @@
           <w:szCs w:val="24"/>
           <w:lang w:val="ru-RU"/>
         </w:rPr>
-        <w:t>Шаг 6. Проверьте денежные требования</w:t>
+        <w:t xml:space="preserve">Шаг </w:t>
+      </w:r>
+      <w:r>
+        <w:rPr>
+          <w:rFonts w:ascii="Times New Roman" w:hAnsi="Times New Roman" w:cs="Times New Roman"/>
+          <w:sz w:val="24"/>
+          <w:szCs w:val="24"/>
+          <w:lang w:val="ru-RU"/>
+        </w:rPr>
+        <w:t>5</w:t>
+      </w:r>
+      <w:r>
+        <w:rPr>
+          <w:rFonts w:ascii="Times New Roman" w:hAnsi="Times New Roman" w:cs="Times New Roman"/>
+          <w:sz w:val="24"/>
+          <w:szCs w:val="24"/>
+          <w:lang w:val="ru-RU"/>
+        </w:rPr>
+        <w:t>. Проверьте денежные требования</w:t>
       </w:r>
     </w:p>
     <w:p>
@@ -1221,13 +1281,14 @@
         </w:rPr>
         <w:t xml:space="preserve">При требовании компенсации заявитель не обязан доказывать размер своих убытков, но должен доказать нарушение. Правила определения компенсации предусмотрены </w:t>
       </w:r>
-      <w:hyperlink r:id="rId9">
+      <w:hyperlink r:id="rId9" w:history="1">
         <w:r>
           <w:rPr>
             <w:rFonts w:ascii="Times New Roman" w:hAnsi="Times New Roman" w:cs="Times New Roman"/>
             <w:color w:val="0563C1"/>
             <w:sz w:val="24"/>
             <w:szCs w:val="24"/>
+            <w:u w:val="single"/>
             <w:lang w:val="ru-RU"/>
           </w:rPr>
           <w:t>ст. 1252.1 ГК РФ</w:t>
@@ -1236,11 +1297,21 @@
       <w:r>
         <w:rPr>
           <w:rFonts w:ascii="Times New Roman" w:hAnsi="Times New Roman" w:cs="Times New Roman"/>
+          <w:color w:val="FF0000"/>
           <w:sz w:val="24"/>
           <w:szCs w:val="24"/>
           <w:lang w:val="ru-RU"/>
         </w:rPr>
-        <w:t xml:space="preserve"> и специальными нормами о соответствующих объектах.</w:t>
+        <w:t xml:space="preserve"> </w:t>
+      </w:r>
+      <w:r>
+        <w:rPr>
+          <w:rFonts w:ascii="Times New Roman" w:hAnsi="Times New Roman" w:cs="Times New Roman"/>
+          <w:sz w:val="24"/>
+          <w:szCs w:val="24"/>
+          <w:lang w:val="ru-RU"/>
+        </w:rPr>
+        <w:t>и специальными нормами о соответствующих объектах.</w:t>
       </w:r>
     </w:p>
     <w:p>
@@ -1261,7 +1332,25 @@
           <w:szCs w:val="24"/>
           <w:lang w:val="ru-RU"/>
         </w:rPr>
-        <w:t>Шаг 7. Подготовьте ответ на претензию</w:t>
+        <w:t xml:space="preserve">Шаг </w:t>
+      </w:r>
+      <w:r>
+        <w:rPr>
+          <w:rFonts w:ascii="Times New Roman" w:hAnsi="Times New Roman" w:cs="Times New Roman"/>
+          <w:sz w:val="24"/>
+          <w:szCs w:val="24"/>
+          <w:lang w:val="ru-RU"/>
+        </w:rPr>
+        <w:t>6</w:t>
+      </w:r>
+      <w:r>
+        <w:rPr>
+          <w:rFonts w:ascii="Times New Roman" w:hAnsi="Times New Roman" w:cs="Times New Roman"/>
+          <w:sz w:val="24"/>
+          <w:szCs w:val="24"/>
+          <w:lang w:val="ru-RU"/>
+        </w:rPr>
+        <w:t>. Подготовьте ответ на претензию</w:t>
       </w:r>
     </w:p>
     <w:p>
@@ -1356,7 +1445,7 @@
 </file>
 
 <file path=word/endnotes.xml><?xml version="1.0" encoding="utf-8"?>
-<w:endnotes xmlns:wpc="http://schemas.microsoft.com/office/word/2010/wordprocessingCanvas" xmlns:cx="http://schemas.microsoft.com/office/drawing/2014/chartex" xmlns:cx1="http://schemas.microsoft.com/office/drawing/2015/9/8/chartex" xmlns:cx2="http://schemas.microsoft.com/office/drawing/2015/10/21/chartex" xmlns:cx3="http://schemas.microsoft.com/office/drawing/2016/5/9/chartex" xmlns:cx4="http://schemas.microsoft.com/office/drawing/2016/5/10/chartex" xmlns:cx5="http://schemas.microsoft.com/office/drawing/2016/5/11/chartex" xmlns:cx6="http://schemas.microsoft.com/office/drawing/2016/5/12/chartex" xmlns:cx7="http://schemas.microsoft.com/office/drawing/2016/5/13/chartex" xmlns:cx8="http://schemas.microsoft.com/office/drawing/2016/5/14/chartex" xmlns:mc="http://schemas.openxmlformats.org/markup-compatibility/2006" xmlns:aink="http://schemas.microsoft.com/office/drawing/2016/ink" xmlns:am3d="http://schemas.microsoft.com/office/drawing/2017/model3d" xmlns:o="urn:schemas-microsoft-com:office:office" xmlns:oel="http://schemas.microsoft.com/office/2019/extlst" xmlns:r="http://schemas.openxmlformats.org/officeDocument/2006/relationships" xmlns:m="http://schemas.openxmlformats.org/officeDocument/2006/math" xmlns:v="urn:schemas-microsoft-com:vml" xmlns:wp14="http://schemas.microsoft.com/office/word/2010/wordprocessingDrawing" xmlns:wp="http://schemas.openxmlformats.org/drawingml/2006/wordprocessingDrawing" xmlns:w10="urn:schemas-microsoft-com:office:word" xmlns:w="http://schemas.openxmlformats.org/wordprocessingml/2006/main" xmlns:w14="http://schemas.microsoft.com/office/word/2010/wordml" xmlns:w15="http://schemas.microsoft.com/office/word/2012/wordml" xmlns:w16cex="http://schemas.microsoft.com/office/word/2018/wordml/cex" xmlns:w16cid="http://schemas.microsoft.com/office/word/2016/wordml/cid" xmlns:w16="http://schemas.microsoft.com/office/word/2018/wordml" xmlns:w16du="http://schemas.microsoft.com/office/word/2023/wordml/word16du" xmlns:w16sdtdh="http://schemas.microsoft.com/office/word/2020/wordml/sdtdatahash" xmlns:w16se="http://schemas.microsoft.com/office/word/2015/wordml/symex" xmlns:wpg="http://schemas.microsoft.com/office/word/2010/wordprocessingGroup" xmlns:wpi="http://schemas.microsoft.com/office/word/2010/wordprocessingInk" xmlns:wne="http://schemas.microsoft.com/office/word/2006/wordml" xmlns:wps="http://schemas.microsoft.com/office/word/2010/wordprocessingShape" mc:Ignorable="w14 w15 w16se w16cid w16 w16cex w16sdtdh wp14">
+<w:endnotes xmlns:wpc="http://schemas.microsoft.com/office/word/2010/wordprocessingCanvas" xmlns:cx="http://schemas.microsoft.com/office/drawing/2014/chartex" xmlns:cx1="http://schemas.microsoft.com/office/drawing/2015/9/8/chartex" xmlns:cx2="http://schemas.microsoft.com/office/drawing/2015/10/21/chartex" xmlns:cx3="http://schemas.microsoft.com/office/drawing/2016/5/9/chartex" xmlns:cx4="http://schemas.microsoft.com/office/drawing/2016/5/10/chartex" xmlns:cx5="http://schemas.microsoft.com/office/drawing/2016/5/11/chartex" xmlns:cx6="http://schemas.microsoft.com/office/drawing/2016/5/12/chartex" xmlns:cx7="http://schemas.microsoft.com/office/drawing/2016/5/13/chartex" xmlns:cx8="http://schemas.microsoft.com/office/drawing/2016/5/14/chartex" xmlns:mc="http://schemas.openxmlformats.org/markup-compatibility/2006" xmlns:aink="http://schemas.microsoft.com/office/drawing/2016/ink" xmlns:am3d="http://schemas.microsoft.com/office/drawing/2017/model3d" xmlns:o="urn:schemas-microsoft-com:office:office" xmlns:oel="http://schemas.microsoft.com/office/2019/extlst" xmlns:r="http://schemas.openxmlformats.org/officeDocument/2006/relationships" xmlns:m="http://schemas.openxmlformats.org/officeDocument/2006/math" xmlns:v="urn:schemas-microsoft-com:vml" xmlns:wp14="http://schemas.microsoft.com/office/word/2010/wordprocessingDrawing" xmlns:wp="http://schemas.openxmlformats.org/drawingml/2006/wordprocessingDrawing" xmlns:w10="urn:schemas-microsoft-com:office:word" xmlns:w="http://schemas.openxmlformats.org/wordprocessingml/2006/main" xmlns:w14="http://schemas.microsoft.com/office/word/2010/wordml" xmlns:w15="http://schemas.microsoft.com/office/word/2012/wordml" xmlns:w16cex="http://schemas.microsoft.com/office/word/2018/wordml/cex" xmlns:w16cid="http://schemas.microsoft.com/office/word/2016/wordml/cid" xmlns:w16="http://schemas.microsoft.com/office/word/2018/wordml" xmlns:w16sdtdh="http://schemas.microsoft.com/office/word/2020/wordml/sdtdatahash" xmlns:w16se="http://schemas.microsoft.com/office/word/2015/wordml/symex" xmlns:wpg="http://schemas.microsoft.com/office/word/2010/wordprocessingGroup" xmlns:wpi="http://schemas.microsoft.com/office/word/2010/wordprocessingInk" xmlns:wne="http://schemas.microsoft.com/office/word/2006/wordml" xmlns:wps="http://schemas.microsoft.com/office/word/2010/wordprocessingShape" mc:Ignorable="w14 w15 w16se w16cid w16 w16cex w16sdtdh wp14">
   <w:endnote w:type="separator" w:id="-1">
     <w:p>
       <w:pPr>
@@ -1381,7 +1470,7 @@
 </file>
 
 <file path=word/footer1.xml><?xml version="1.0" encoding="utf-8"?>
-<w:ftr xmlns:wpc="http://schemas.microsoft.com/office/word/2010/wordprocessingCanvas" xmlns:cx="http://schemas.microsoft.com/office/drawing/2014/chartex" xmlns:cx1="http://schemas.microsoft.com/office/drawing/2015/9/8/chartex" xmlns:cx2="http://schemas.microsoft.com/office/drawing/2015/10/21/chartex" xmlns:cx3="http://schemas.microsoft.com/office/drawing/2016/5/9/chartex" xmlns:cx4="http://schemas.microsoft.com/office/drawing/2016/5/10/chartex" xmlns:cx5="http://schemas.microsoft.com/office/drawing/2016/5/11/chartex" xmlns:cx6="http://schemas.microsoft.com/office/drawing/2016/5/12/chartex" xmlns:cx7="http://schemas.microsoft.com/office/drawing/2016/5/13/chartex" xmlns:cx8="http://schemas.microsoft.com/office/drawing/2016/5/14/chartex" xmlns:mc="http://schemas.openxmlformats.org/markup-compatibility/2006" xmlns:aink="http://schemas.microsoft.com/office/drawing/2016/ink" xmlns:am3d="http://schemas.microsoft.com/office/drawing/2017/model3d" xmlns:o="urn:schemas-microsoft-com:office:office" xmlns:oel="http://schemas.microsoft.com/office/2019/extlst" xmlns:r="http://schemas.openxmlformats.org/officeDocument/2006/relationships" xmlns:m="http://schemas.openxmlformats.org/officeDocument/2006/math" xmlns:v="urn:schemas-microsoft-com:vml" xmlns:wp14="http://schemas.microsoft.com/office/word/2010/wordprocessingDrawing" xmlns:wp="http://schemas.openxmlformats.org/drawingml/2006/wordprocessingDrawing" xmlns:w10="urn:schemas-microsoft-com:office:word" xmlns:w="http://schemas.openxmlformats.org/wordprocessingml/2006/main" xmlns:w14="http://schemas.microsoft.com/office/word/2010/wordml" xmlns:w15="http://schemas.microsoft.com/office/word/2012/wordml" xmlns:w16cex="http://schemas.microsoft.com/office/word/2018/wordml/cex" xmlns:w16cid="http://schemas.microsoft.com/office/word/2016/wordml/cid" xmlns:w16="http://schemas.microsoft.com/office/word/2018/wordml" xmlns:w16du="http://schemas.microsoft.com/office/word/2023/wordml/word16du" xmlns:w16sdtdh="http://schemas.microsoft.com/office/word/2020/wordml/sdtdatahash" xmlns:w16se="http://schemas.microsoft.com/office/word/2015/wordml/symex" xmlns:wpg="http://schemas.microsoft.com/office/word/2010/wordprocessingGroup" xmlns:wpi="http://schemas.microsoft.com/office/word/2010/wordprocessingInk" xmlns:wne="http://schemas.microsoft.com/office/word/2006/wordml" xmlns:wps="http://schemas.microsoft.com/office/word/2010/wordprocessingShape" mc:Ignorable="w14 w15 w16se w16cid w16 w16cex w16sdtdh wp14">
+<w:ftr xmlns:wpc="http://schemas.microsoft.com/office/word/2010/wordprocessingCanvas" xmlns:cx="http://schemas.microsoft.com/office/drawing/2014/chartex" xmlns:cx1="http://schemas.microsoft.com/office/drawing/2015/9/8/chartex" xmlns:cx2="http://schemas.microsoft.com/office/drawing/2015/10/21/chartex" xmlns:cx3="http://schemas.microsoft.com/office/drawing/2016/5/9/chartex" xmlns:cx4="http://schemas.microsoft.com/office/drawing/2016/5/10/chartex" xmlns:cx5="http://schemas.microsoft.com/office/drawing/2016/5/11/chartex" xmlns:cx6="http://schemas.microsoft.com/office/drawing/2016/5/12/chartex" xmlns:cx7="http://schemas.microsoft.com/office/drawing/2016/5/13/chartex" xmlns:cx8="http://schemas.microsoft.com/office/drawing/2016/5/14/chartex" xmlns:mc="http://schemas.openxmlformats.org/markup-compatibility/2006" xmlns:aink="http://schemas.microsoft.com/office/drawing/2016/ink" xmlns:am3d="http://schemas.microsoft.com/office/drawing/2017/model3d" xmlns:o="urn:schemas-microsoft-com:office:office" xmlns:oel="http://schemas.microsoft.com/office/2019/extlst" xmlns:r="http://schemas.openxmlformats.org/officeDocument/2006/relationships" xmlns:m="http://schemas.openxmlformats.org/officeDocument/2006/math" xmlns:v="urn:schemas-microsoft-com:vml" xmlns:wp14="http://schemas.microsoft.com/office/word/2010/wordprocessingDrawing" xmlns:wp="http://schemas.openxmlformats.org/drawingml/2006/wordprocessingDrawing" xmlns:w10="urn:schemas-microsoft-com:office:word" xmlns:w="http://schemas.openxmlformats.org/wordprocessingml/2006/main" xmlns:w14="http://schemas.microsoft.com/office/word/2010/wordml" xmlns:w15="http://schemas.microsoft.com/office/word/2012/wordml" xmlns:w16cex="http://schemas.microsoft.com/office/word/2018/wordml/cex" xmlns:w16cid="http://schemas.microsoft.com/office/word/2016/wordml/cid" xmlns:w16="http://schemas.microsoft.com/office/word/2018/wordml" xmlns:w16sdtdh="http://schemas.microsoft.com/office/word/2020/wordml/sdtdatahash" xmlns:w16se="http://schemas.microsoft.com/office/word/2015/wordml/symex" xmlns:wpg="http://schemas.microsoft.com/office/word/2010/wordprocessingGroup" xmlns:wpi="http://schemas.microsoft.com/office/word/2010/wordprocessingInk" xmlns:wne="http://schemas.microsoft.com/office/word/2006/wordml" xmlns:wps="http://schemas.microsoft.com/office/word/2010/wordprocessingShape" mc:Ignorable="w14 w15 w16se w16cid w16 w16cex w16sdtdh wp14">
   <w:p>
     <w:pPr>
       <w:pStyle w:val="a7"/>
@@ -1410,7 +1499,7 @@
 </file>
 
 <file path=word/footnotes.xml><?xml version="1.0" encoding="utf-8"?>
-<w:footnotes xmlns:wpc="http://schemas.microsoft.com/office/word/2010/wordprocessingCanvas" xmlns:cx="http://schemas.microsoft.com/office/drawing/2014/chartex" xmlns:cx1="http://schemas.microsoft.com/office/drawing/2015/9/8/chartex" xmlns:cx2="http://schemas.microsoft.com/office/drawing/2015/10/21/chartex" xmlns:cx3="http://schemas.microsoft.com/office/drawing/2016/5/9/chartex" xmlns:cx4="http://schemas.microsoft.com/office/drawing/2016/5/10/chartex" xmlns:cx5="http://schemas.microsoft.com/office/drawing/2016/5/11/chartex" xmlns:cx6="http://schemas.microsoft.com/office/drawing/2016/5/12/chartex" xmlns:cx7="http://schemas.microsoft.com/office/drawing/2016/5/13/chartex" xmlns:cx8="http://schemas.microsoft.com/office/drawing/2016/5/14/chartex" xmlns:mc="http://schemas.openxmlformats.org/markup-compatibility/2006" xmlns:aink="http://schemas.microsoft.com/office/drawing/2016/ink" xmlns:am3d="http://schemas.microsoft.com/office/drawing/2017/model3d" xmlns:o="urn:schemas-microsoft-com:office:office" xmlns:oel="http://schemas.microsoft.com/office/2019/extlst" xmlns:r="http://schemas.openxmlformats.org/officeDocument/2006/relationships" xmlns:m="http://schemas.openxmlformats.org/officeDocument/2006/math" xmlns:v="urn:schemas-microsoft-com:vml" xmlns:wp14="http://schemas.microsoft.com/office/word/2010/wordprocessingDrawing" xmlns:wp="http://schemas.openxmlformats.org/drawingml/2006/wordprocessingDrawing" xmlns:w10="urn:schemas-microsoft-com:office:word" xmlns:w="http://schemas.openxmlformats.org/wordprocessingml/2006/main" xmlns:w14="http://schemas.microsoft.com/office/word/2010/wordml" xmlns:w15="http://schemas.microsoft.com/office/word/2012/wordml" xmlns:w16cex="http://schemas.microsoft.com/office/word/2018/wordml/cex" xmlns:w16cid="http://schemas.microsoft.com/office/word/2016/wordml/cid" xmlns:w16="http://schemas.microsoft.com/office/word/2018/wordml" xmlns:w16du="http://schemas.microsoft.com/office/word/2023/wordml/word16du" xmlns:w16sdtdh="http://schemas.microsoft.com/office/word/2020/wordml/sdtdatahash" xmlns:w16se="http://schemas.microsoft.com/office/word/2015/wordml/symex" xmlns:wpg="http://schemas.microsoft.com/office/word/2010/wordprocessingGroup" xmlns:wpi="http://schemas.microsoft.com/office/word/2010/wordprocessingInk" xmlns:wne="http://schemas.microsoft.com/office/word/2006/wordml" xmlns:wps="http://schemas.microsoft.com/office/word/2010/wordprocessingShape" mc:Ignorable="w14 w15 w16se w16cid w16 w16cex w16sdtdh wp14">
+<w:footnotes xmlns:wpc="http://schemas.microsoft.com/office/word/2010/wordprocessingCanvas" xmlns:cx="http://schemas.microsoft.com/office/drawing/2014/chartex" xmlns:cx1="http://schemas.microsoft.com/office/drawing/2015/9/8/chartex" xmlns:cx2="http://schemas.microsoft.com/office/drawing/2015/10/21/chartex" xmlns:cx3="http://schemas.microsoft.com/office/drawing/2016/5/9/chartex" xmlns:cx4="http://schemas.microsoft.com/office/drawing/2016/5/10/chartex" xmlns:cx5="http://schemas.microsoft.com/office/drawing/2016/5/11/chartex" xmlns:cx6="http://schemas.microsoft.com/office/drawing/2016/5/12/chartex" xmlns:cx7="http://schemas.microsoft.com/office/drawing/2016/5/13/chartex" xmlns:cx8="http://schemas.microsoft.com/office/drawing/2016/5/14/chartex" xmlns:mc="http://schemas.openxmlformats.org/markup-compatibility/2006" xmlns:aink="http://schemas.microsoft.com/office/drawing/2016/ink" xmlns:am3d="http://schemas.microsoft.com/office/drawing/2017/model3d" xmlns:o="urn:schemas-microsoft-com:office:office" xmlns:oel="http://schemas.microsoft.com/office/2019/extlst" xmlns:r="http://schemas.openxmlformats.org/officeDocument/2006/relationships" xmlns:m="http://schemas.openxmlformats.org/officeDocument/2006/math" xmlns:v="urn:schemas-microsoft-com:vml" xmlns:wp14="http://schemas.microsoft.com/office/word/2010/wordprocessingDrawing" xmlns:wp="http://schemas.openxmlformats.org/drawingml/2006/wordprocessingDrawing" xmlns:w10="urn:schemas-microsoft-com:office:word" xmlns:w="http://schemas.openxmlformats.org/wordprocessingml/2006/main" xmlns:w14="http://schemas.microsoft.com/office/word/2010/wordml" xmlns:w15="http://schemas.microsoft.com/office/word/2012/wordml" xmlns:w16cex="http://schemas.microsoft.com/office/word/2018/wordml/cex" xmlns:w16cid="http://schemas.microsoft.com/office/word/2016/wordml/cid" xmlns:w16="http://schemas.microsoft.com/office/word/2018/wordml" xmlns:w16sdtdh="http://schemas.microsoft.com/office/word/2020/wordml/sdtdatahash" xmlns:w16se="http://schemas.microsoft.com/office/word/2015/wordml/symex" xmlns:wpg="http://schemas.microsoft.com/office/word/2010/wordprocessingGroup" xmlns:wpi="http://schemas.microsoft.com/office/word/2010/wordprocessingInk" xmlns:wne="http://schemas.microsoft.com/office/word/2006/wordml" xmlns:wps="http://schemas.microsoft.com/office/word/2010/wordprocessingShape" mc:Ignorable="w14 w15 w16se w16cid w16 w16cex w16sdtdh wp14">
   <w:footnote w:type="separator" w:id="-1">
     <w:p>
       <w:pPr>
@@ -1435,7 +1524,7 @@
 </file>
 
 <file path=word/numbering.xml><?xml version="1.0" encoding="utf-8"?>
-<w:numbering xmlns:wpc="http://schemas.microsoft.com/office/word/2010/wordprocessingCanvas" xmlns:cx="http://schemas.microsoft.com/office/drawing/2014/chartex" xmlns:cx1="http://schemas.microsoft.com/office/drawing/2015/9/8/chartex" xmlns:cx2="http://schemas.microsoft.com/office/drawing/2015/10/21/chartex" xmlns:cx3="http://schemas.microsoft.com/office/drawing/2016/5/9/chartex" xmlns:cx4="http://schemas.microsoft.com/office/drawing/2016/5/10/chartex" xmlns:cx5="http://schemas.microsoft.com/office/drawing/2016/5/11/chartex" xmlns:cx6="http://schemas.microsoft.com/office/drawing/2016/5/12/chartex" xmlns:cx7="http://schemas.microsoft.com/office/drawing/2016/5/13/chartex" xmlns:cx8="http://schemas.microsoft.com/office/drawing/2016/5/14/chartex" xmlns:mc="http://schemas.openxmlformats.org/markup-compatibility/2006" xmlns:aink="http://schemas.microsoft.com/office/drawing/2016/ink" xmlns:am3d="http://schemas.microsoft.com/office/drawing/2017/model3d" xmlns:o="urn:schemas-microsoft-com:office:office" xmlns:oel="http://schemas.microsoft.com/office/2019/extlst" xmlns:r="http://schemas.openxmlformats.org/officeDocument/2006/relationships" xmlns:m="http://schemas.openxmlformats.org/officeDocument/2006/math" xmlns:v="urn:schemas-microsoft-com:vml" xmlns:wp14="http://schemas.microsoft.com/office/word/2010/wordprocessingDrawing" xmlns:wp="http://schemas.openxmlformats.org/drawingml/2006/wordprocessingDrawing" xmlns:w10="urn:schemas-microsoft-com:office:word" xmlns:w="http://schemas.openxmlformats.org/wordprocessingml/2006/main" xmlns:w14="http://schemas.microsoft.com/office/word/2010/wordml" xmlns:w15="http://schemas.microsoft.com/office/word/2012/wordml" xmlns:w16cex="http://schemas.microsoft.com/office/word/2018/wordml/cex" xmlns:w16cid="http://schemas.microsoft.com/office/word/2016/wordml/cid" xmlns:w16="http://schemas.microsoft.com/office/word/2018/wordml" xmlns:w16du="http://schemas.microsoft.com/office/word/2023/wordml/word16du" xmlns:w16sdtdh="http://schemas.microsoft.com/office/word/2020/wordml/sdtdatahash" xmlns:w16se="http://schemas.microsoft.com/office/word/2015/wordml/symex" xmlns:wpg="http://schemas.microsoft.com/office/word/2010/wordprocessingGroup" xmlns:wpi="http://schemas.microsoft.com/office/word/2010/wordprocessingInk" xmlns:wne="http://schemas.microsoft.com/office/word/2006/wordml" xmlns:wps="http://schemas.microsoft.com/office/word/2010/wordprocessingShape" mc:Ignorable="w14 w15 w16se w16cid w16 w16cex w16sdtdh wp14">
+<w:numbering xmlns:wpc="http://schemas.microsoft.com/office/word/2010/wordprocessingCanvas" xmlns:cx="http://schemas.microsoft.com/office/drawing/2014/chartex" xmlns:cx1="http://schemas.microsoft.com/office/drawing/2015/9/8/chartex" xmlns:cx2="http://schemas.microsoft.com/office/drawing/2015/10/21/chartex" xmlns:cx3="http://schemas.microsoft.com/office/drawing/2016/5/9/chartex" xmlns:cx4="http://schemas.microsoft.com/office/drawing/2016/5/10/chartex" xmlns:cx5="http://schemas.microsoft.com/office/drawing/2016/5/11/chartex" xmlns:cx6="http://schemas.microsoft.com/office/drawing/2016/5/12/chartex" xmlns:cx7="http://schemas.microsoft.com/office/drawing/2016/5/13/chartex" xmlns:cx8="http://schemas.microsoft.com/office/drawing/2016/5/14/chartex" xmlns:mc="http://schemas.openxmlformats.org/markup-compatibility/2006" xmlns:aink="http://schemas.microsoft.com/office/drawing/2016/ink" xmlns:am3d="http://schemas.microsoft.com/office/drawing/2017/model3d" xmlns:o="urn:schemas-microsoft-com:office:office" xmlns:oel="http://schemas.microsoft.com/office/2019/extlst" xmlns:r="http://schemas.openxmlformats.org/officeDocument/2006/relationships" xmlns:m="http://schemas.openxmlformats.org/officeDocument/2006/math" xmlns:v="urn:schemas-microsoft-com:vml" xmlns:wp14="http://schemas.microsoft.com/office/word/2010/wordprocessingDrawing" xmlns:wp="http://schemas.openxmlformats.org/drawingml/2006/wordprocessingDrawing" xmlns:w10="urn:schemas-microsoft-com:office:word" xmlns:w="http://schemas.openxmlformats.org/wordprocessingml/2006/main" xmlns:w14="http://schemas.microsoft.com/office/word/2010/wordml" xmlns:w15="http://schemas.microsoft.com/office/word/2012/wordml" xmlns:w16cex="http://schemas.microsoft.com/office/word/2018/wordml/cex" xmlns:w16cid="http://schemas.microsoft.com/office/word/2016/wordml/cid" xmlns:w16="http://schemas.microsoft.com/office/word/2018/wordml" xmlns:w16sdtdh="http://schemas.microsoft.com/office/word/2020/wordml/sdtdatahash" xmlns:w16se="http://schemas.microsoft.com/office/word/2015/wordml/symex" xmlns:wpg="http://schemas.microsoft.com/office/word/2010/wordprocessingGroup" xmlns:wpi="http://schemas.microsoft.com/office/word/2010/wordprocessingInk" xmlns:wne="http://schemas.microsoft.com/office/word/2006/wordml" xmlns:wps="http://schemas.microsoft.com/office/word/2010/wordprocessingShape" mc:Ignorable="w14 w15 w16se w16cid w16 w16cex w16sdtdh wp14">
   <w:abstractNum w:abstractNumId="0" w15:restartNumberingAfterBreak="0">
     <w:nsid w:val="FFFFFF7C"/>
     <w:multiLevelType w:val="singleLevel"/>
@@ -1607,31 +1696,31 @@
       </w:rPr>
     </w:lvl>
   </w:abstractNum>
-  <w:num w:numId="1" w16cid:durableId="737482404">
+  <w:num w:numId="1" w16cid:durableId="1771971161">
     <w:abstractNumId w:val="8"/>
   </w:num>
-  <w:num w:numId="2" w16cid:durableId="2116633337">
+  <w:num w:numId="2" w16cid:durableId="1115560549">
     <w:abstractNumId w:val="6"/>
   </w:num>
-  <w:num w:numId="3" w16cid:durableId="328295098">
+  <w:num w:numId="3" w16cid:durableId="795174100">
     <w:abstractNumId w:val="5"/>
   </w:num>
-  <w:num w:numId="4" w16cid:durableId="1446922737">
+  <w:num w:numId="4" w16cid:durableId="574821852">
     <w:abstractNumId w:val="4"/>
   </w:num>
-  <w:num w:numId="5" w16cid:durableId="1180965849">
+  <w:num w:numId="5" w16cid:durableId="1429892248">
     <w:abstractNumId w:val="7"/>
   </w:num>
-  <w:num w:numId="6" w16cid:durableId="392392308">
+  <w:num w:numId="6" w16cid:durableId="1612741210">
     <w:abstractNumId w:val="3"/>
   </w:num>
-  <w:num w:numId="7" w16cid:durableId="1313487398">
+  <w:num w:numId="7" w16cid:durableId="2060006203">
     <w:abstractNumId w:val="2"/>
   </w:num>
-  <w:num w:numId="8" w16cid:durableId="577904951">
+  <w:num w:numId="8" w16cid:durableId="508176856">
     <w:abstractNumId w:val="1"/>
   </w:num>
-  <w:num w:numId="9" w16cid:durableId="1090152432">
+  <w:num w:numId="9" w16cid:durableId="408574020">
     <w:abstractNumId w:val="0"/>
   </w:num>
 </w:numbering>
@@ -1922,11 +2011,6 @@
     <w:lsdException w:name="Book Title" w:uiPriority="33" w:qFormat="1"/>
     <w:lsdException w:name="Bibliography" w:semiHidden="1" w:uiPriority="37" w:unhideWhenUsed="1"/>
     <w:lsdException w:name="TOC Heading" w:semiHidden="1" w:uiPriority="39" w:unhideWhenUsed="1" w:qFormat="1"/>
-    <w:lsdException w:name="Plain Table 5" w:semiHidden="1" w:unhideWhenUsed="1"/>
-    <w:lsdException w:name="Grid Table Light" w:semiHidden="1" w:unhideWhenUsed="1"/>
-    <w:lsdException w:name="Grid Table 1 Light" w:semiHidden="1" w:unhideWhenUsed="1"/>
-    <w:lsdException w:name="Grid Table 2" w:semiHidden="1" w:unhideWhenUsed="1"/>
-    <w:lsdException w:name="Grid Table 3" w:semiHidden="1" w:unhideWhenUsed="1"/>
     <w:lsdException w:name="Grid Table 4" w:uiPriority="49"/>
     <w:lsdException w:name="Grid Table 5 Dark" w:uiPriority="50"/>
     <w:lsdException w:name="Grid Table 6 Colorful" w:uiPriority="51"/>
